--- a/documents/ACDC_Methods_Templates_DEL_v6_complete.docx
+++ b/documents/ACDC_Methods_Templates_DEL_v6_complete.docx
@@ -110,7 +110,7 @@
         <w:t>DEL: The formal expression language for derivations and model specifications (Section 5)</w:t>
       </w:r>
     </w:p>
-    <w:p w14:paraId="INTRO_SP">
+    <w:p>
       <w:pPr>
         <w:numPr>
           <w:ilvl w:val="0"/>
@@ -570,6 +570,7 @@
     </w:p>
     <w:p>
       <w:r>
+        <w:lastRenderedPageBreak/>
         <w:br w:type="page"/>
       </w:r>
     </w:p>
@@ -11605,7 +11606,7 @@
                 <w:sz w:val="20"/>
                 <w:szCs w:val="20"/>
               </w:rPr>
-              <w:t>Semantic Semantic Transformation Concept</w:t>
+              <w:t>Semantic Transformation Concept</w:t>
             </w:r>
           </w:p>
         </w:tc>
@@ -17690,7 +17691,7 @@
         <w:t>This structure maps directly to Analysis Results Datasets (ARDs) and supports automated table generation.</w:t>
       </w:r>
     </w:p>
-    <w:p w14:paraId="NOTE4REF">
+    <w:p>
       <w:pPr>
         <w:shd w:val="clear" w:color="auto" w:fill="F5F5F5"/>
         <w:spacing w:after="200"/>
@@ -18572,6 +18573,7 @@
                 <w:sz w:val="20"/>
                 <w:szCs w:val="20"/>
               </w:rPr>
+              <w:lastRenderedPageBreak/>
               <w:t>CASE WHEN ... THEN ... END</w:t>
             </w:r>
           </w:p>
@@ -18616,7 +18618,6 @@
           <w:sz w:val="20"/>
           <w:szCs w:val="20"/>
         </w:rPr>
-        <w:lastRenderedPageBreak/>
         <w:t>Note: DEL arithmetic operators and functions are based on VTL 2.1 (Validation and Transformation Language), the expression language standardized by SDMX for statistical data transformations. See: https://sdmx.org/wp-content/uploads/VTL-2.1-User-Manual-20230808.pdf</w:t>
       </w:r>
     </w:p>
@@ -19687,6 +19688,7 @@
           <w:b/>
           <w:bCs/>
         </w:rPr>
+        <w:lastRenderedPageBreak/>
         <w:t>Example: MMRM</w:t>
       </w:r>
     </w:p>
@@ -19699,7 +19701,6 @@
           <w:i/>
           <w:iCs/>
         </w:rPr>
-        <w:lastRenderedPageBreak/>
         <w:t>Method (roles): response ~ covariate + time + group + time:group</w:t>
       </w:r>
     </w:p>
@@ -20427,6 +20428,7 @@
                 <w:sz w:val="20"/>
                 <w:szCs w:val="20"/>
               </w:rPr>
+              <w:lastRenderedPageBreak/>
               <w:t>Symbol</w:t>
             </w:r>
           </w:p>
@@ -20485,7 +20487,6 @@
                 <w:sz w:val="20"/>
                 <w:szCs w:val="20"/>
               </w:rPr>
-              <w:lastRenderedPageBreak/>
               <w:t>::=</w:t>
             </w:r>
           </w:p>
@@ -20848,12 +20849,12 @@
         </w:tc>
       </w:tr>
     </w:tbl>
-    <w:p w14:paraId="SP000001">
+    <w:p>
       <w:r>
         <w:br w:type="page"/>
       </w:r>
     </w:p>
-    <w:p w14:paraId="SP000002">
+    <w:p>
       <w:pPr>
         <w:pStyle w:val="Heading1"/>
       </w:pPr>
@@ -20862,7 +20863,7 @@
         <w:t>6. Smart Phrases and eSAP Generation</w:t>
       </w:r>
     </w:p>
-    <w:p w14:paraId="SP000003">
+    <w:p>
       <w:pPr>
         <w:pStyle w:val="Heading2"/>
       </w:pPr>
@@ -20870,12 +20871,12 @@
         <w:t>6.1 Introduction</w:t>
       </w:r>
     </w:p>
-    <w:p w14:paraId="SP000004">
+    <w:p>
       <w:r>
         <w:t>Smart Phrases are the user-facing entry point to the AC/DC Framework. They serve a dual purpose: composing human-readable eSAP (electronic Statistical Analysis Plan) text AND capturing machine-executable specifications. Through intelligent linking to the AC/DC Framework, Smart Phrases enable automatic generation of both documentation and formal specifications.</w:t>
       </w:r>
     </w:p>
-    <w:p w14:paraId="SP000005">
+    <w:p>
       <w:r>
         <w:rPr>
           <w:b/>
@@ -20883,12 +20884,12 @@
         <w:t>Core principle: Selecting a phrase = Selecting an STC</w:t>
       </w:r>
     </w:p>
-    <w:p w14:paraId="SP000006">
+    <w:p>
       <w:r>
         <w:t>Each Smart Phrase is bound to one or more Semantic Transformation Concepts (STCs). When a user selects a phrase like “change from baseline in {parameter}”, they are implicitly selecting the change_value STC and a parameter slot to fill. This binding enables the system to generate both natural language text and formal specifications from the same user selections.</w:t>
       </w:r>
     </w:p>
-    <w:p w14:paraId="SP000007">
+    <w:p>
       <w:pPr>
         <w:shd w:val="clear" w:color="auto" w:fill="F5F5F5"/>
       </w:pPr>
@@ -20902,7 +20903,7 @@
         <w:t>The term “Smart Phrase” draws on established healthcare terminology. Epic Systems, the leading Electronic Health Record (EHR) vendor, uses “SmartPhrase” for templated text that auto-populates with patient data. AC/DC Smart Phrases extend this concept: they are not just text templates, but carry formal bindings to Semantic Transformation Concepts, enabling automatic generation of both documentation and executable specifications.</w:t>
       </w:r>
     </w:p>
-    <w:p w14:paraId="SP000008">
+    <w:p>
       <w:pPr>
         <w:pStyle w:val="Heading2"/>
       </w:pPr>
@@ -20910,7 +20911,7 @@
         <w:t>6.2 Smart Phrase Structure</w:t>
       </w:r>
     </w:p>
-    <w:p w14:paraId="SP000009">
+    <w:p>
       <w:r>
         <w:t>A Smart Phrase consists of the following properties:</w:t>
       </w:r>
@@ -20926,15 +20927,17 @@
           <w:insideH w:val="single" w:sz="4" w:space="0" w:color="CCCCCC"/>
           <w:insideV w:val="single" w:sz="4" w:space="0" w:color="CCCCCC"/>
         </w:tblBorders>
+        <w:tblLook w:val="04A0" w:firstRow="1" w:lastRow="0" w:firstColumn="1" w:lastColumn="0" w:noHBand="0" w:noVBand="1"/>
       </w:tblPr>
       <w:tblGrid>
-        <w:gridCol w:w="2000"/>
-        <w:gridCol w:w="4000"/>
-        <w:gridCol w:w="3000"/>
+        <w:gridCol w:w="1855"/>
+        <w:gridCol w:w="3661"/>
+        <w:gridCol w:w="3834"/>
       </w:tblGrid>
       <w:tr>
         <w:tc>
           <w:tcPr>
+            <w:tcW w:w="0" w:type="auto"/>
             <w:shd w:val="clear" w:color="auto" w:fill="D5E8F0"/>
           </w:tcPr>
           <w:p>
@@ -20948,6 +20951,7 @@
         </w:tc>
         <w:tc>
           <w:tcPr>
+            <w:tcW w:w="0" w:type="auto"/>
             <w:shd w:val="clear" w:color="auto" w:fill="D5E8F0"/>
           </w:tcPr>
           <w:p>
@@ -20961,6 +20965,7 @@
         </w:tc>
         <w:tc>
           <w:tcPr>
+            <w:tcW w:w="0" w:type="auto"/>
             <w:shd w:val="clear" w:color="auto" w:fill="D5E8F0"/>
           </w:tcPr>
           <w:p>
@@ -20975,6 +20980,9 @@
       </w:tr>
       <w:tr>
         <w:tc>
+          <w:tcPr>
+            <w:tcW w:w="0" w:type="auto"/>
+          </w:tcPr>
           <w:p>
             <w:r>
               <w:t>id</w:t>
@@ -20982,6 +20990,9 @@
           </w:p>
         </w:tc>
         <w:tc>
+          <w:tcPr>
+            <w:tcW w:w="0" w:type="auto"/>
+          </w:tcPr>
           <w:p>
             <w:r>
               <w:t>Unique identifier</w:t>
@@ -20989,6 +21000,9 @@
           </w:p>
         </w:tc>
         <w:tc>
+          <w:tcPr>
+            <w:tcW w:w="0" w:type="auto"/>
+          </w:tcPr>
           <w:p>
             <w:r>
               <w:t>SP_CFB_ENDPOINT</w:t>
@@ -20998,6 +21012,9 @@
       </w:tr>
       <w:tr>
         <w:tc>
+          <w:tcPr>
+            <w:tcW w:w="0" w:type="auto"/>
+          </w:tcPr>
           <w:p>
             <w:r>
               <w:t>role</w:t>
@@ -21005,6 +21022,9 @@
           </w:p>
         </w:tc>
         <w:tc>
+          <w:tcPr>
+            <w:tcW w:w="0" w:type="auto"/>
+          </w:tcPr>
           <w:p>
             <w:r>
               <w:t>Phrase category (see Section 6.3)</w:t>
@@ -21012,6 +21032,9 @@
           </w:p>
         </w:tc>
         <w:tc>
+          <w:tcPr>
+            <w:tcW w:w="0" w:type="auto"/>
+          </w:tcPr>
           <w:p>
             <w:r>
               <w:t>endpoint</w:t>
@@ -21021,6 +21044,9 @@
       </w:tr>
       <w:tr>
         <w:tc>
+          <w:tcPr>
+            <w:tcW w:w="0" w:type="auto"/>
+          </w:tcPr>
           <w:p>
             <w:r>
               <w:t>phrase_template</w:t>
@@ -21028,6 +21054,9 @@
           </w:p>
         </w:tc>
         <w:tc>
+          <w:tcPr>
+            <w:tcW w:w="0" w:type="auto"/>
+          </w:tcPr>
           <w:p>
             <w:r>
               <w:t>Parameterized natural language text</w:t>
@@ -21035,6 +21064,9 @@
           </w:p>
         </w:tc>
         <w:tc>
+          <w:tcPr>
+            <w:tcW w:w="0" w:type="auto"/>
+          </w:tcPr>
           <w:p>
             <w:r>
               <w:t>“change from baseline in {parameter}”</w:t>
@@ -21044,6 +21076,9 @@
       </w:tr>
       <w:tr>
         <w:tc>
+          <w:tcPr>
+            <w:tcW w:w="0" w:type="auto"/>
+          </w:tcPr>
           <w:p>
             <w:r>
               <w:t>parameters</w:t>
@@ -21051,6 +21086,9 @@
           </w:p>
         </w:tc>
         <w:tc>
+          <w:tcPr>
+            <w:tcW w:w="0" w:type="auto"/>
+          </w:tcPr>
           <w:p>
             <w:r>
               <w:t>Slots to fill at study time</w:t>
@@ -21058,6 +21096,9 @@
           </w:p>
         </w:tc>
         <w:tc>
+          <w:tcPr>
+            <w:tcW w:w="0" w:type="auto"/>
+          </w:tcPr>
           <w:p>
             <w:r>
               <w:t>[parameter]</w:t>
@@ -21067,6 +21108,9 @@
       </w:tr>
       <w:tr>
         <w:tc>
+          <w:tcPr>
+            <w:tcW w:w="0" w:type="auto"/>
+          </w:tcPr>
           <w:p>
             <w:r>
               <w:t>references</w:t>
@@ -21074,6 +21118,9 @@
           </w:p>
         </w:tc>
         <w:tc>
+          <w:tcPr>
+            <w:tcW w:w="0" w:type="auto"/>
+          </w:tcPr>
           <w:p>
             <w:r>
               <w:t>Bound STCs (the ‘smart’ link)</w:t>
@@ -21081,6 +21128,9 @@
           </w:p>
         </w:tc>
         <w:tc>
+          <w:tcPr>
+            <w:tcW w:w="0" w:type="auto"/>
+          </w:tcPr>
           <w:p>
             <w:r>
               <w:t>[change_value, parameter]</w:t>
@@ -21089,7 +21139,7 @@
         </w:tc>
       </w:tr>
     </w:tbl>
-    <w:p w14:paraId="SP000010">
+    <w:p>
       <w:pPr>
         <w:pStyle w:val="Heading2"/>
       </w:pPr>
@@ -21097,7 +21147,7 @@
         <w:t>6.3 Smart Phrase Roles</w:t>
       </w:r>
     </w:p>
-    <w:p w14:paraId="SP000011">
+    <w:p>
       <w:r>
         <w:t>Smart Phrases are organized by role, which determines their function in the analysis specification and maps to cube roles:</w:t>
       </w:r>
@@ -21113,16 +21163,18 @@
           <w:insideH w:val="single" w:sz="4" w:space="0" w:color="CCCCCC"/>
           <w:insideV w:val="single" w:sz="4" w:space="0" w:color="CCCCCC"/>
         </w:tblBorders>
+        <w:tblLook w:val="04A0" w:firstRow="1" w:lastRow="0" w:firstColumn="1" w:lastColumn="0" w:noHBand="0" w:noVBand="1"/>
       </w:tblPr>
       <w:tblGrid>
-        <w:gridCol w:w="1800"/>
-        <w:gridCol w:w="2500"/>
-        <w:gridCol w:w="2200"/>
-        <w:gridCol w:w="2500"/>
+        <w:gridCol w:w="1232"/>
+        <w:gridCol w:w="2848"/>
+        <w:gridCol w:w="1757"/>
+        <w:gridCol w:w="3513"/>
       </w:tblGrid>
       <w:tr>
         <w:tc>
           <w:tcPr>
+            <w:tcW w:w="0" w:type="auto"/>
             <w:shd w:val="clear" w:color="auto" w:fill="D5E8F0"/>
           </w:tcPr>
           <w:p>
@@ -21136,6 +21188,7 @@
         </w:tc>
         <w:tc>
           <w:tcPr>
+            <w:tcW w:w="0" w:type="auto"/>
             <w:shd w:val="clear" w:color="auto" w:fill="D5E8F0"/>
           </w:tcPr>
           <w:p>
@@ -21149,6 +21202,7 @@
         </w:tc>
         <w:tc>
           <w:tcPr>
+            <w:tcW w:w="0" w:type="auto"/>
             <w:shd w:val="clear" w:color="auto" w:fill="D5E8F0"/>
           </w:tcPr>
           <w:p>
@@ -21162,6 +21216,7 @@
         </w:tc>
         <w:tc>
           <w:tcPr>
+            <w:tcW w:w="0" w:type="auto"/>
             <w:shd w:val="clear" w:color="auto" w:fill="D5E8F0"/>
           </w:tcPr>
           <w:p>
@@ -21176,6 +21231,9 @@
       </w:tr>
       <w:tr>
         <w:tc>
+          <w:tcPr>
+            <w:tcW w:w="0" w:type="auto"/>
+          </w:tcPr>
           <w:p>
             <w:r>
               <w:t>endpoint</w:t>
@@ -21183,6 +21241,9 @@
           </w:p>
         </w:tc>
         <w:tc>
+          <w:tcPr>
+            <w:tcW w:w="0" w:type="auto"/>
+          </w:tcPr>
           <w:p>
             <w:r>
               <w:t>What’s being measured/analyzed</w:t>
@@ -21190,6 +21251,9 @@
           </w:p>
         </w:tc>
         <w:tc>
+          <w:tcPr>
+            <w:tcW w:w="0" w:type="auto"/>
+          </w:tcPr>
           <w:p>
             <w:r>
               <w:t>measure (response)</w:t>
@@ -21197,6 +21261,9 @@
           </w:p>
         </w:tc>
         <w:tc>
+          <w:tcPr>
+            <w:tcW w:w="0" w:type="auto"/>
+          </w:tcPr>
           <w:p>
             <w:r>
               <w:t>change_value, percent_change, time_to_event</w:t>
@@ -21206,6 +21273,9 @@
       </w:tr>
       <w:tr>
         <w:tc>
+          <w:tcPr>
+            <w:tcW w:w="0" w:type="auto"/>
+          </w:tcPr>
           <w:p>
             <w:r>
               <w:t>covariate</w:t>
@@ -21213,6 +21283,9 @@
           </w:p>
         </w:tc>
         <w:tc>
+          <w:tcPr>
+            <w:tcW w:w="0" w:type="auto"/>
+          </w:tcPr>
           <w:p>
             <w:r>
               <w:t>Adjustment factors</w:t>
@@ -21220,6 +21293,9 @@
           </w:p>
         </w:tc>
         <w:tc>
+          <w:tcPr>
+            <w:tcW w:w="0" w:type="auto"/>
+          </w:tcPr>
           <w:p>
             <w:r>
               <w:t>measure (covariate)</w:t>
@@ -21227,6 +21303,9 @@
           </w:p>
         </w:tc>
         <w:tc>
+          <w:tcPr>
+            <w:tcW w:w="0" w:type="auto"/>
+          </w:tcPr>
           <w:p>
             <w:r>
               <w:t>baseline_value</w:t>
@@ -21236,6 +21315,9 @@
       </w:tr>
       <w:tr>
         <w:tc>
+          <w:tcPr>
+            <w:tcW w:w="0" w:type="auto"/>
+          </w:tcPr>
           <w:p>
             <w:r>
               <w:t>grouping</w:t>
@@ -21243,6 +21325,9 @@
           </w:p>
         </w:tc>
         <w:tc>
+          <w:tcPr>
+            <w:tcW w:w="0" w:type="auto"/>
+          </w:tcPr>
           <w:p>
             <w:r>
               <w:t>Treatment groups</w:t>
@@ -21250,6 +21335,9 @@
           </w:p>
         </w:tc>
         <w:tc>
+          <w:tcPr>
+            <w:tcW w:w="0" w:type="auto"/>
+          </w:tcPr>
           <w:p>
             <w:r>
               <w:t>dimension (group)</w:t>
@@ -21257,6 +21345,9 @@
           </w:p>
         </w:tc>
         <w:tc>
+          <w:tcPr>
+            <w:tcW w:w="0" w:type="auto"/>
+          </w:tcPr>
           <w:p>
             <w:r>
               <w:t>treatment_planned</w:t>
@@ -21266,6 +21357,9 @@
       </w:tr>
       <w:tr>
         <w:tc>
+          <w:tcPr>
+            <w:tcW w:w="0" w:type="auto"/>
+          </w:tcPr>
           <w:p>
             <w:r>
               <w:t>population</w:t>
@@ -21273,6 +21367,9 @@
           </w:p>
         </w:tc>
         <w:tc>
+          <w:tcPr>
+            <w:tcW w:w="0" w:type="auto"/>
+          </w:tcPr>
           <w:p>
             <w:r>
               <w:t>Who’s included</w:t>
@@ -21280,6 +21377,9 @@
           </w:p>
         </w:tc>
         <w:tc>
+          <w:tcPr>
+            <w:tcW w:w="0" w:type="auto"/>
+          </w:tcPr>
           <w:p>
             <w:r>
               <w:t>dimension (slice)</w:t>
@@ -21287,6 +21387,9 @@
           </w:p>
         </w:tc>
         <w:tc>
+          <w:tcPr>
+            <w:tcW w:w="0" w:type="auto"/>
+          </w:tcPr>
           <w:p>
             <w:r>
               <w:t>population_flag</w:t>
@@ -21296,6 +21399,9 @@
       </w:tr>
       <w:tr>
         <w:tc>
+          <w:tcPr>
+            <w:tcW w:w="0" w:type="auto"/>
+          </w:tcPr>
           <w:p>
             <w:r>
               <w:t>timepoint</w:t>
@@ -21303,6 +21409,9 @@
           </w:p>
         </w:tc>
         <w:tc>
+          <w:tcPr>
+            <w:tcW w:w="0" w:type="auto"/>
+          </w:tcPr>
           <w:p>
             <w:r>
               <w:t>When</w:t>
@@ -21310,6 +21419,9 @@
           </w:p>
         </w:tc>
         <w:tc>
+          <w:tcPr>
+            <w:tcW w:w="0" w:type="auto"/>
+          </w:tcPr>
           <w:p>
             <w:r>
               <w:t>dimension (slice)</w:t>
@@ -21317,6 +21429,9 @@
           </w:p>
         </w:tc>
         <w:tc>
+          <w:tcPr>
+            <w:tcW w:w="0" w:type="auto"/>
+          </w:tcPr>
           <w:p>
             <w:r>
               <w:t>visit</w:t>
@@ -21326,6 +21441,9 @@
       </w:tr>
       <w:tr>
         <w:tc>
+          <w:tcPr>
+            <w:tcW w:w="0" w:type="auto"/>
+          </w:tcPr>
           <w:p>
             <w:r>
               <w:t>parameter</w:t>
@@ -21333,6 +21451,9 @@
           </w:p>
         </w:tc>
         <w:tc>
+          <w:tcPr>
+            <w:tcW w:w="0" w:type="auto"/>
+          </w:tcPr>
           <w:p>
             <w:r>
               <w:t>Which measurement</w:t>
@@ -21340,6 +21461,9 @@
           </w:p>
         </w:tc>
         <w:tc>
+          <w:tcPr>
+            <w:tcW w:w="0" w:type="auto"/>
+          </w:tcPr>
           <w:p>
             <w:r>
               <w:t>dimension (slice)</w:t>
@@ -21347,6 +21471,9 @@
           </w:p>
         </w:tc>
         <w:tc>
+          <w:tcPr>
+            <w:tcW w:w="0" w:type="auto"/>
+          </w:tcPr>
           <w:p>
             <w:r>
               <w:t>parameter</w:t>
@@ -21356,6 +21483,9 @@
       </w:tr>
       <w:tr>
         <w:tc>
+          <w:tcPr>
+            <w:tcW w:w="0" w:type="auto"/>
+          </w:tcPr>
           <w:p>
             <w:r>
               <w:t>method</w:t>
@@ -21363,6 +21493,9 @@
           </w:p>
         </w:tc>
         <w:tc>
+          <w:tcPr>
+            <w:tcW w:w="0" w:type="auto"/>
+          </w:tcPr>
           <w:p>
             <w:r>
               <w:t>How it’s analyzed</w:t>
@@ -21370,6 +21503,9 @@
           </w:p>
         </w:tc>
         <w:tc>
+          <w:tcPr>
+            <w:tcW w:w="0" w:type="auto"/>
+          </w:tcPr>
           <w:p>
             <w:r>
               <w:t>—</w:t>
@@ -21377,6 +21513,9 @@
           </w:p>
         </w:tc>
         <w:tc>
+          <w:tcPr>
+            <w:tcW w:w="0" w:type="auto"/>
+          </w:tcPr>
           <w:p>
             <w:r>
               <w:t>References Method directly</w:t>
@@ -21385,7 +21524,7 @@
         </w:tc>
       </w:tr>
     </w:tbl>
-    <w:p w14:paraId="SP000012">
+    <w:p>
       <w:pPr>
         <w:pStyle w:val="Heading2"/>
       </w:pPr>
@@ -21393,12 +21532,13 @@
         <w:t>6.4 Multiple Phrases per Role</w:t>
       </w:r>
     </w:p>
-    <w:p w14:paraId="SP000013">
+    <w:p>
       <w:r>
+        <w:lastRenderedPageBreak/>
         <w:t>Different phrases with the same role reference different STCs. This is the key to how phrase selection drives specification:</w:t>
       </w:r>
     </w:p>
-    <w:p w14:paraId="SP000014">
+    <w:p>
       <w:r>
         <w:rPr>
           <w:b/>
@@ -21417,14 +21557,16 @@
           <w:insideH w:val="single" w:sz="4" w:space="0" w:color="CCCCCC"/>
           <w:insideV w:val="single" w:sz="4" w:space="0" w:color="CCCCCC"/>
         </w:tblBorders>
+        <w:tblLook w:val="04A0" w:firstRow="1" w:lastRow="0" w:firstColumn="1" w:lastColumn="0" w:noHBand="0" w:noVBand="1"/>
       </w:tblPr>
       <w:tblGrid>
-        <w:gridCol w:w="5500"/>
-        <w:gridCol w:w="3500"/>
+        <w:gridCol w:w="6656"/>
+        <w:gridCol w:w="2694"/>
       </w:tblGrid>
       <w:tr>
         <w:tc>
           <w:tcPr>
+            <w:tcW w:w="0" w:type="auto"/>
             <w:shd w:val="clear" w:color="auto" w:fill="D5E8F0"/>
           </w:tcPr>
           <w:p>
@@ -21438,6 +21580,7 @@
         </w:tc>
         <w:tc>
           <w:tcPr>
+            <w:tcW w:w="0" w:type="auto"/>
             <w:shd w:val="clear" w:color="auto" w:fill="D5E8F0"/>
           </w:tcPr>
           <w:p>
@@ -21452,6 +21595,9 @@
       </w:tr>
       <w:tr>
         <w:tc>
+          <w:tcPr>
+            <w:tcW w:w="0" w:type="auto"/>
+          </w:tcPr>
           <w:p>
             <w:r>
               <w:t>“change from baseline in {parameter}”</w:t>
@@ -21459,6 +21605,9 @@
           </w:p>
         </w:tc>
         <w:tc>
+          <w:tcPr>
+            <w:tcW w:w="0" w:type="auto"/>
+          </w:tcPr>
           <w:p>
             <w:r>
               <w:t>change_value</w:t>
@@ -21468,6 +21617,9 @@
       </w:tr>
       <w:tr>
         <w:tc>
+          <w:tcPr>
+            <w:tcW w:w="0" w:type="auto"/>
+          </w:tcPr>
           <w:p>
             <w:r>
               <w:t>“percent change from baseline in {parameter}”</w:t>
@@ -21475,6 +21627,9 @@
           </w:p>
         </w:tc>
         <w:tc>
+          <w:tcPr>
+            <w:tcW w:w="0" w:type="auto"/>
+          </w:tcPr>
           <w:p>
             <w:r>
               <w:t>percent_change</w:t>
@@ -21484,6 +21639,9 @@
       </w:tr>
       <w:tr>
         <w:tc>
+          <w:tcPr>
+            <w:tcW w:w="0" w:type="auto"/>
+          </w:tcPr>
           <w:p>
             <w:r>
               <w:t>“time to {event}”</w:t>
@@ -21491,6 +21649,9 @@
           </w:p>
         </w:tc>
         <w:tc>
+          <w:tcPr>
+            <w:tcW w:w="0" w:type="auto"/>
+          </w:tcPr>
           <w:p>
             <w:r>
               <w:t>time_to_event</w:t>
@@ -21500,6 +21661,9 @@
       </w:tr>
       <w:tr>
         <w:tc>
+          <w:tcPr>
+            <w:tcW w:w="0" w:type="auto"/>
+          </w:tcPr>
           <w:p>
             <w:r>
               <w:t>“{parameter} value”</w:t>
@@ -21507,6 +21671,9 @@
           </w:p>
         </w:tc>
         <w:tc>
+          <w:tcPr>
+            <w:tcW w:w="0" w:type="auto"/>
+          </w:tcPr>
           <w:p>
             <w:r>
               <w:t>analysis_value</w:t>
@@ -21515,7 +21682,7 @@
         </w:tc>
       </w:tr>
     </w:tbl>
-    <w:p w14:paraId="SP000015">
+    <w:p>
       <w:r>
         <w:rPr>
           <w:b/>
@@ -21534,14 +21701,16 @@
           <w:insideH w:val="single" w:sz="4" w:space="0" w:color="CCCCCC"/>
           <w:insideV w:val="single" w:sz="4" w:space="0" w:color="CCCCCC"/>
         </w:tblBorders>
+        <w:tblLook w:val="04A0" w:firstRow="1" w:lastRow="0" w:firstColumn="1" w:lastColumn="0" w:noHBand="0" w:noVBand="1"/>
       </w:tblPr>
       <w:tblGrid>
-        <w:gridCol w:w="5500"/>
-        <w:gridCol w:w="3500"/>
+        <w:gridCol w:w="6084"/>
+        <w:gridCol w:w="3266"/>
       </w:tblGrid>
       <w:tr>
         <w:tc>
           <w:tcPr>
+            <w:tcW w:w="0" w:type="auto"/>
             <w:shd w:val="clear" w:color="auto" w:fill="D5E8F0"/>
           </w:tcPr>
           <w:p>
@@ -21555,6 +21724,7 @@
         </w:tc>
         <w:tc>
           <w:tcPr>
+            <w:tcW w:w="0" w:type="auto"/>
             <w:shd w:val="clear" w:color="auto" w:fill="D5E8F0"/>
           </w:tcPr>
           <w:p>
@@ -21569,6 +21739,9 @@
       </w:tr>
       <w:tr>
         <w:tc>
+          <w:tcPr>
+            <w:tcW w:w="0" w:type="auto"/>
+          </w:tcPr>
           <w:p>
             <w:r>
               <w:t>“will be analyzed using ANCOVA”</w:t>
@@ -21576,6 +21749,9 @@
           </w:p>
         </w:tc>
         <w:tc>
+          <w:tcPr>
+            <w:tcW w:w="0" w:type="auto"/>
+          </w:tcPr>
           <w:p>
             <w:r>
               <w:t>ancova</w:t>
@@ -21585,6 +21761,9 @@
       </w:tr>
       <w:tr>
         <w:tc>
+          <w:tcPr>
+            <w:tcW w:w="0" w:type="auto"/>
+          </w:tcPr>
           <w:p>
             <w:r>
               <w:t>“will be summarized using descriptive statistics”</w:t>
@@ -21592,6 +21771,9 @@
           </w:p>
         </w:tc>
         <w:tc>
+          <w:tcPr>
+            <w:tcW w:w="0" w:type="auto"/>
+          </w:tcPr>
           <w:p>
             <w:r>
               <w:t>descriptive_stats</w:t>
@@ -21601,6 +21783,9 @@
       </w:tr>
       <w:tr>
         <w:tc>
+          <w:tcPr>
+            <w:tcW w:w="0" w:type="auto"/>
+          </w:tcPr>
           <w:p>
             <w:r>
               <w:t>“will be compared using Cox proportional hazards”</w:t>
@@ -21608,6 +21793,9 @@
           </w:p>
         </w:tc>
         <w:tc>
+          <w:tcPr>
+            <w:tcW w:w="0" w:type="auto"/>
+          </w:tcPr>
           <w:p>
             <w:r>
               <w:t>cox_proportional_hazards</w:t>
@@ -21616,7 +21804,7 @@
         </w:tc>
       </w:tr>
     </w:tbl>
-    <w:p w14:paraId="SP000016">
+    <w:p>
       <w:pPr>
         <w:pStyle w:val="Heading2"/>
       </w:pPr>
@@ -21624,12 +21812,12 @@
         <w:t>6.5 Analysis Concept Requirements</w:t>
       </w:r>
     </w:p>
-    <w:p w14:paraId="SP000017">
+    <w:p>
       <w:r>
         <w:t>Analysis Concepts declare which Smart Phrase roles they require. This enables the system to validate user selections and identify matching Analysis Concepts:</w:t>
       </w:r>
     </w:p>
-    <w:p w14:paraId="SP000018">
+    <w:p>
       <w:pPr>
         <w:shd w:val="clear" w:color="auto" w:fill="F0F8FF"/>
       </w:pPr>
@@ -21637,58 +21825,42 @@
         <w:rPr>
           <w:b/>
         </w:rPr>
-        <w:t xml:space="preserve">Analysis Concept: CFB_ANCOVA</w:t>
+        <w:t>Analysis Concept: CFB_ANCOVA</w:t>
       </w:r>
       <w:r>
         <w:br/>
-      </w:r>
-      <w:r>
         <w:t>required_roles:</w:t>
       </w:r>
       <w:r>
         <w:br/>
-      </w:r>
-      <w:r>
         <w:t xml:space="preserve">  - endpoint (must reference: change_value)</w:t>
       </w:r>
       <w:r>
         <w:br/>
-      </w:r>
-      <w:r>
         <w:t xml:space="preserve">  - covariate (must reference: baseline_value)</w:t>
       </w:r>
       <w:r>
         <w:br/>
-      </w:r>
-      <w:r>
         <w:t xml:space="preserve">  - grouping (must reference: treatment_planned)</w:t>
       </w:r>
       <w:r>
         <w:br/>
-      </w:r>
-      <w:r>
         <w:t xml:space="preserve">  - population (slice)</w:t>
       </w:r>
       <w:r>
         <w:br/>
-      </w:r>
-      <w:r>
         <w:t xml:space="preserve">  - timepoint (slice)</w:t>
       </w:r>
       <w:r>
         <w:br/>
-      </w:r>
-      <w:r>
         <w:t xml:space="preserve">  - parameter (slice)</w:t>
       </w:r>
       <w:r>
         <w:br/>
-      </w:r>
-      <w:r>
         <w:t xml:space="preserve">  - method (must be: ancova)</w:t>
       </w:r>
     </w:p>
-    <w:p w14:paraId="SP000019">
+    <w:p>
       <w:pPr>
         <w:pStyle w:val="Heading2"/>
       </w:pPr>
@@ -21696,7 +21868,7 @@
         <w:t>6.6 Study Workflow</w:t>
       </w:r>
     </w:p>
-    <w:p w14:paraId="SP000020">
+    <w:p>
       <w:r>
         <w:t>The following workflow shows how a user composes an analysis specification using Smart Phrases:</w:t>
       </w:r>
@@ -21712,15 +21884,17 @@
           <w:insideH w:val="single" w:sz="4" w:space="0" w:color="CCCCCC"/>
           <w:insideV w:val="single" w:sz="4" w:space="0" w:color="CCCCCC"/>
         </w:tblBorders>
+        <w:tblLook w:val="04A0" w:firstRow="1" w:lastRow="0" w:firstColumn="1" w:lastColumn="0" w:noHBand="0" w:noVBand="1"/>
       </w:tblPr>
       <w:tblGrid>
-        <w:gridCol w:w="800"/>
-        <w:gridCol w:w="4200"/>
-        <w:gridCol w:w="4000"/>
+        <w:gridCol w:w="757"/>
+        <w:gridCol w:w="5038"/>
+        <w:gridCol w:w="3555"/>
       </w:tblGrid>
       <w:tr>
         <w:tc>
           <w:tcPr>
+            <w:tcW w:w="0" w:type="auto"/>
             <w:shd w:val="clear" w:color="auto" w:fill="D5E8F0"/>
           </w:tcPr>
           <w:p>
@@ -21734,6 +21908,7 @@
         </w:tc>
         <w:tc>
           <w:tcPr>
+            <w:tcW w:w="0" w:type="auto"/>
             <w:shd w:val="clear" w:color="auto" w:fill="D5E8F0"/>
           </w:tcPr>
           <w:p>
@@ -21747,6 +21922,7 @@
         </w:tc>
         <w:tc>
           <w:tcPr>
+            <w:tcW w:w="0" w:type="auto"/>
             <w:shd w:val="clear" w:color="auto" w:fill="D5E8F0"/>
           </w:tcPr>
           <w:p>
@@ -21761,6 +21937,9 @@
       </w:tr>
       <w:tr>
         <w:tc>
+          <w:tcPr>
+            <w:tcW w:w="0" w:type="auto"/>
+          </w:tcPr>
           <w:p>
             <w:r>
               <w:t>1</w:t>
@@ -21768,6 +21947,9 @@
           </w:p>
         </w:tc>
         <w:tc>
+          <w:tcPr>
+            <w:tcW w:w="0" w:type="auto"/>
+          </w:tcPr>
           <w:p>
             <w:r>
               <w:t>Select “change from baseline in {parameter}”</w:t>
@@ -21775,6 +21957,9 @@
           </w:p>
         </w:tc>
         <w:tc>
+          <w:tcPr>
+            <w:tcW w:w="0" w:type="auto"/>
+          </w:tcPr>
           <w:p>
             <w:r>
               <w:t>endpoint → change_value</w:t>
@@ -21784,6 +21969,9 @@
       </w:tr>
       <w:tr>
         <w:tc>
+          <w:tcPr>
+            <w:tcW w:w="0" w:type="auto"/>
+          </w:tcPr>
           <w:p>
             <w:r>
               <w:t>2</w:t>
@@ -21791,6 +21979,9 @@
           </w:p>
         </w:tc>
         <w:tc>
+          <w:tcPr>
+            <w:tcW w:w="0" w:type="auto"/>
+          </w:tcPr>
           <w:p>
             <w:r>
               <w:t>Select “will be analyzed using ANCOVA”</w:t>
@@ -21798,6 +21989,9 @@
           </w:p>
         </w:tc>
         <w:tc>
+          <w:tcPr>
+            <w:tcW w:w="0" w:type="auto"/>
+          </w:tcPr>
           <w:p>
             <w:r>
               <w:t>method → ancova</w:t>
@@ -21807,6 +22001,9 @@
       </w:tr>
       <w:tr>
         <w:tc>
+          <w:tcPr>
+            <w:tcW w:w="0" w:type="auto"/>
+          </w:tcPr>
           <w:p>
             <w:r>
               <w:t>3</w:t>
@@ -21814,6 +22011,9 @@
           </w:p>
         </w:tc>
         <w:tc>
+          <w:tcPr>
+            <w:tcW w:w="0" w:type="auto"/>
+          </w:tcPr>
           <w:p>
             <w:r>
               <w:t>Select “with baseline as covariate”</w:t>
@@ -21821,6 +22021,9 @@
           </w:p>
         </w:tc>
         <w:tc>
+          <w:tcPr>
+            <w:tcW w:w="0" w:type="auto"/>
+          </w:tcPr>
           <w:p>
             <w:r>
               <w:t>covariate → baseline_value</w:t>
@@ -21830,6 +22033,9 @@
       </w:tr>
       <w:tr>
         <w:tc>
+          <w:tcPr>
+            <w:tcW w:w="0" w:type="auto"/>
+          </w:tcPr>
           <w:p>
             <w:r>
               <w:t>4</w:t>
@@ -21837,6 +22043,9 @@
           </w:p>
         </w:tc>
         <w:tc>
+          <w:tcPr>
+            <w:tcW w:w="0" w:type="auto"/>
+          </w:tcPr>
           <w:p>
             <w:r>
               <w:t>Select “and treatment as classification factor”</w:t>
@@ -21844,6 +22053,9 @@
           </w:p>
         </w:tc>
         <w:tc>
+          <w:tcPr>
+            <w:tcW w:w="0" w:type="auto"/>
+          </w:tcPr>
           <w:p>
             <w:r>
               <w:t>grouping → treatment_planned</w:t>
@@ -21853,6 +22065,9 @@
       </w:tr>
       <w:tr>
         <w:tc>
+          <w:tcPr>
+            <w:tcW w:w="0" w:type="auto"/>
+          </w:tcPr>
           <w:p>
             <w:r>
               <w:t>5</w:t>
@@ -21860,6 +22075,9 @@
           </w:p>
         </w:tc>
         <w:tc>
+          <w:tcPr>
+            <w:tcW w:w="0" w:type="auto"/>
+          </w:tcPr>
           <w:p>
             <w:r>
               <w:t>Fill in “ADAS-Cog(11)”</w:t>
@@ -21867,6 +22085,9 @@
           </w:p>
         </w:tc>
         <w:tc>
+          <w:tcPr>
+            <w:tcW w:w="0" w:type="auto"/>
+          </w:tcPr>
           <w:p>
             <w:r>
               <w:t>parameter slice = ACTOT11</w:t>
@@ -21876,6 +22097,9 @@
       </w:tr>
       <w:tr>
         <w:tc>
+          <w:tcPr>
+            <w:tcW w:w="0" w:type="auto"/>
+          </w:tcPr>
           <w:p>
             <w:r>
               <w:t>6</w:t>
@@ -21883,6 +22107,9 @@
           </w:p>
         </w:tc>
         <w:tc>
+          <w:tcPr>
+            <w:tcW w:w="0" w:type="auto"/>
+          </w:tcPr>
           <w:p>
             <w:r>
               <w:t>Fill in “Week 24”</w:t>
@@ -21890,6 +22117,9 @@
           </w:p>
         </w:tc>
         <w:tc>
+          <w:tcPr>
+            <w:tcW w:w="0" w:type="auto"/>
+          </w:tcPr>
           <w:p>
             <w:r>
               <w:t>visit slice = Week 24</w:t>
@@ -21899,6 +22129,9 @@
       </w:tr>
       <w:tr>
         <w:tc>
+          <w:tcPr>
+            <w:tcW w:w="0" w:type="auto"/>
+          </w:tcPr>
           <w:p>
             <w:r>
               <w:t>7</w:t>
@@ -21906,6 +22139,9 @@
           </w:p>
         </w:tc>
         <w:tc>
+          <w:tcPr>
+            <w:tcW w:w="0" w:type="auto"/>
+          </w:tcPr>
           <w:p>
             <w:r>
               <w:t>Fill in “ITT population”</w:t>
@@ -21913,6 +22149,9 @@
           </w:p>
         </w:tc>
         <w:tc>
+          <w:tcPr>
+            <w:tcW w:w="0" w:type="auto"/>
+          </w:tcPr>
           <w:p>
             <w:r>
               <w:t>population_flag slice = true</w:t>
@@ -21922,6 +22161,9 @@
       </w:tr>
       <w:tr>
         <w:tc>
+          <w:tcPr>
+            <w:tcW w:w="0" w:type="auto"/>
+          </w:tcPr>
           <w:p>
             <w:r>
               <w:t>—</w:t>
@@ -21929,6 +22171,9 @@
           </w:p>
         </w:tc>
         <w:tc>
+          <w:tcPr>
+            <w:tcW w:w="0" w:type="auto"/>
+          </w:tcPr>
           <w:p>
             <w:r>
               <w:t>System validates selections</w:t>
@@ -21936,6 +22181,9 @@
           </w:p>
         </w:tc>
         <w:tc>
+          <w:tcPr>
+            <w:tcW w:w="0" w:type="auto"/>
+          </w:tcPr>
           <w:p>
             <w:r>
               <w:t>Matches to CFB_ANCOVA</w:t>
@@ -21945,6 +22193,9 @@
       </w:tr>
       <w:tr>
         <w:tc>
+          <w:tcPr>
+            <w:tcW w:w="0" w:type="auto"/>
+          </w:tcPr>
           <w:p>
             <w:r>
               <w:t>—</w:t>
@@ -21952,6 +22203,9 @@
           </w:p>
         </w:tc>
         <w:tc>
+          <w:tcPr>
+            <w:tcW w:w="0" w:type="auto"/>
+          </w:tcPr>
           <w:p>
             <w:r>
               <w:t>System generates outputs</w:t>
@@ -21959,6 +22213,9 @@
           </w:p>
         </w:tc>
         <w:tc>
+          <w:tcPr>
+            <w:tcW w:w="0" w:type="auto"/>
+          </w:tcPr>
           <w:p>
             <w:r>
               <w:t>Cube + eSAP text + code</w:t>
@@ -21967,7 +22224,7 @@
         </w:tc>
       </w:tr>
     </w:tbl>
-    <w:p w14:paraId="SP000021">
+    <w:p>
       <w:pPr>
         <w:pStyle w:val="Heading2"/>
       </w:pPr>
@@ -21975,12 +22232,12 @@
         <w:t>6.7 Generated Outputs</w:t>
       </w:r>
     </w:p>
-    <w:p w14:paraId="SP000022">
+    <w:p>
       <w:r>
         <w:t>From the same Smart Phrase selections, the system generates multiple outputs:</w:t>
       </w:r>
     </w:p>
-    <w:p w14:paraId="SP000023">
+    <w:p>
       <w:r>
         <w:rPr>
           <w:b/>
@@ -21988,7 +22245,7 @@
         <w:t>eSAP Text:</w:t>
       </w:r>
     </w:p>
-    <w:p w14:paraId="SP000024">
+    <w:p>
       <w:pPr>
         <w:shd w:val="clear" w:color="auto" w:fill="FFFACD"/>
       </w:pPr>
@@ -21999,7 +22256,7 @@
         <w:t>“Change from baseline in ADAS-Cog(11) at Week 24 will be analyzed using ANCOVA with baseline as covariate and treatment as classification factor for the ITT population.”</w:t>
       </w:r>
     </w:p>
-    <w:p w14:paraId="SP000025">
+    <w:p>
       <w:r>
         <w:rPr>
           <w:b/>
@@ -22007,7 +22264,7 @@
         <w:t>Cube Definition:</w:t>
       </w:r>
     </w:p>
-    <w:p w14:paraId="SP000026">
+    <w:p>
       <w:pPr>
         <w:shd w:val="clear" w:color="auto" w:fill="F0F8FF"/>
       </w:pPr>
@@ -22016,36 +22273,29 @@
       </w:r>
       <w:r>
         <w:br/>
-      </w:r>
-      <w:r>
         <w:t>measures: [change_value, baseline_value, ls_mean, p_value]</w:t>
       </w:r>
       <w:r>
         <w:br/>
       </w:r>
       <w:r>
+        <w:lastRenderedPageBreak/>
         <w:t>slices:</w:t>
       </w:r>
       <w:r>
         <w:br/>
-      </w:r>
-      <w:r>
         <w:t xml:space="preserve">  parameter: “ACTOT11”</w:t>
       </w:r>
       <w:r>
         <w:br/>
-      </w:r>
-      <w:r>
         <w:t xml:space="preserve">  visit: “Week 24”</w:t>
       </w:r>
       <w:r>
         <w:br/>
-      </w:r>
-      <w:r>
         <w:t xml:space="preserve">  population_flag: true</w:t>
       </w:r>
     </w:p>
-    <w:p w14:paraId="SP000027">
+    <w:p>
       <w:r>
         <w:rPr>
           <w:b/>
@@ -22053,7 +22303,7 @@
         <w:t>Implementation (SAS):</w:t>
       </w:r>
     </w:p>
-    <w:p w14:paraId="SP000028">
+    <w:p>
       <w:pPr>
         <w:shd w:val="clear" w:color="auto" w:fill="F5F5F5"/>
       </w:pPr>
@@ -22062,36 +22312,26 @@
       </w:r>
       <w:r>
         <w:br/>
-      </w:r>
-      <w:r>
         <w:t xml:space="preserve">  where PARAMCD=“ACTOT11” and AVISIT=“Week 24” and ITTFL=“Y”;</w:t>
       </w:r>
       <w:r>
         <w:br/>
-      </w:r>
-      <w:r>
         <w:t xml:space="preserve">  class TRT01P;</w:t>
       </w:r>
       <w:r>
         <w:br/>
-      </w:r>
-      <w:r>
         <w:t xml:space="preserve">  model CHG = BASE TRT01P;</w:t>
       </w:r>
       <w:r>
         <w:br/>
-      </w:r>
-      <w:r>
         <w:t xml:space="preserve">  lsmeans TRT01P / diff cl;</w:t>
       </w:r>
       <w:r>
         <w:br/>
-      </w:r>
-      <w:r>
         <w:t>run;</w:t>
       </w:r>
     </w:p>
-    <w:p w14:paraId="SP000029">
+    <w:p>
       <w:pPr>
         <w:pStyle w:val="Heading2"/>
       </w:pPr>
@@ -22099,7 +22339,7 @@
         <w:t>6.8 Traceability</w:t>
       </w:r>
     </w:p>
-    <w:p w14:paraId="SP000030">
+    <w:p>
       <w:r>
         <w:t>Every element in the generated outputs traces back to Smart Phrase selections, enabling full traceability from eSAP text to executable code:</w:t>
       </w:r>
@@ -22115,17 +22355,19 @@
           <w:insideH w:val="single" w:sz="4" w:space="0" w:color="CCCCCC"/>
           <w:insideV w:val="single" w:sz="4" w:space="0" w:color="CCCCCC"/>
         </w:tblBorders>
+        <w:tblLook w:val="04A0" w:firstRow="1" w:lastRow="0" w:firstColumn="1" w:lastColumn="0" w:noHBand="0" w:noVBand="1"/>
       </w:tblPr>
       <w:tblGrid>
-        <w:gridCol w:w="2200"/>
-        <w:gridCol w:w="1800"/>
-        <w:gridCol w:w="2000"/>
-        <w:gridCol w:w="1500"/>
-        <w:gridCol w:w="1500"/>
+        <w:gridCol w:w="2364"/>
+        <w:gridCol w:w="1745"/>
+        <w:gridCol w:w="2328"/>
+        <w:gridCol w:w="1275"/>
+        <w:gridCol w:w="1638"/>
       </w:tblGrid>
       <w:tr>
         <w:tc>
           <w:tcPr>
+            <w:tcW w:w="0" w:type="auto"/>
             <w:shd w:val="clear" w:color="auto" w:fill="D5E8F0"/>
           </w:tcPr>
           <w:p>
@@ -22139,6 +22381,7 @@
         </w:tc>
         <w:tc>
           <w:tcPr>
+            <w:tcW w:w="0" w:type="auto"/>
             <w:shd w:val="clear" w:color="auto" w:fill="D5E8F0"/>
           </w:tcPr>
           <w:p>
@@ -22152,6 +22395,7 @@
         </w:tc>
         <w:tc>
           <w:tcPr>
+            <w:tcW w:w="0" w:type="auto"/>
             <w:shd w:val="clear" w:color="auto" w:fill="D5E8F0"/>
           </w:tcPr>
           <w:p>
@@ -22165,6 +22409,7 @@
         </w:tc>
         <w:tc>
           <w:tcPr>
+            <w:tcW w:w="0" w:type="auto"/>
             <w:shd w:val="clear" w:color="auto" w:fill="D5E8F0"/>
           </w:tcPr>
           <w:p>
@@ -22178,6 +22423,7 @@
         </w:tc>
         <w:tc>
           <w:tcPr>
+            <w:tcW w:w="0" w:type="auto"/>
             <w:shd w:val="clear" w:color="auto" w:fill="D5E8F0"/>
           </w:tcPr>
           <w:p>
@@ -22192,6 +22438,9 @@
       </w:tr>
       <w:tr>
         <w:tc>
+          <w:tcPr>
+            <w:tcW w:w="0" w:type="auto"/>
+          </w:tcPr>
           <w:p>
             <w:r>
               <w:t>“Change from baseline”</w:t>
@@ -22199,6 +22448,9 @@
           </w:p>
         </w:tc>
         <w:tc>
+          <w:tcPr>
+            <w:tcW w:w="0" w:type="auto"/>
+          </w:tcPr>
           <w:p>
             <w:r>
               <w:t>endpoint</w:t>
@@ -22206,6 +22458,9 @@
           </w:p>
         </w:tc>
         <w:tc>
+          <w:tcPr>
+            <w:tcW w:w="0" w:type="auto"/>
+          </w:tcPr>
           <w:p>
             <w:r>
               <w:t>change_value</w:t>
@@ -22213,6 +22468,9 @@
           </w:p>
         </w:tc>
         <w:tc>
+          <w:tcPr>
+            <w:tcW w:w="0" w:type="auto"/>
+          </w:tcPr>
           <w:p>
             <w:r>
               <w:t>measure</w:t>
@@ -22220,6 +22478,9 @@
           </w:p>
         </w:tc>
         <w:tc>
+          <w:tcPr>
+            <w:tcW w:w="0" w:type="auto"/>
+          </w:tcPr>
           <w:p>
             <w:r>
               <w:t>CHG</w:t>
@@ -22229,6 +22490,9 @@
       </w:tr>
       <w:tr>
         <w:tc>
+          <w:tcPr>
+            <w:tcW w:w="0" w:type="auto"/>
+          </w:tcPr>
           <w:p>
             <w:r>
               <w:t>“ADAS-Cog(11)”</w:t>
@@ -22236,6 +22500,9 @@
           </w:p>
         </w:tc>
         <w:tc>
+          <w:tcPr>
+            <w:tcW w:w="0" w:type="auto"/>
+          </w:tcPr>
           <w:p>
             <w:r>
               <w:t>parameter value</w:t>
@@ -22243,6 +22510,9 @@
           </w:p>
         </w:tc>
         <w:tc>
+          <w:tcPr>
+            <w:tcW w:w="0" w:type="auto"/>
+          </w:tcPr>
           <w:p>
             <w:r>
               <w:t>parameter (ACTOT11)</w:t>
@@ -22250,6 +22520,9 @@
           </w:p>
         </w:tc>
         <w:tc>
+          <w:tcPr>
+            <w:tcW w:w="0" w:type="auto"/>
+          </w:tcPr>
           <w:p>
             <w:r>
               <w:t>slice</w:t>
@@ -22257,6 +22530,9 @@
           </w:p>
         </w:tc>
         <w:tc>
+          <w:tcPr>
+            <w:tcW w:w="0" w:type="auto"/>
+          </w:tcPr>
           <w:p>
             <w:r>
               <w:t>PARAMCD</w:t>
@@ -22266,6 +22542,9 @@
       </w:tr>
       <w:tr>
         <w:tc>
+          <w:tcPr>
+            <w:tcW w:w="0" w:type="auto"/>
+          </w:tcPr>
           <w:p>
             <w:r>
               <w:t>“ANCOVA”</w:t>
@@ -22273,6 +22552,9 @@
           </w:p>
         </w:tc>
         <w:tc>
+          <w:tcPr>
+            <w:tcW w:w="0" w:type="auto"/>
+          </w:tcPr>
           <w:p>
             <w:r>
               <w:t>method</w:t>
@@ -22280,6 +22562,9 @@
           </w:p>
         </w:tc>
         <w:tc>
+          <w:tcPr>
+            <w:tcW w:w="0" w:type="auto"/>
+          </w:tcPr>
           <w:p>
             <w:r>
               <w:t>ancova</w:t>
@@ -22287,6 +22572,9 @@
           </w:p>
         </w:tc>
         <w:tc>
+          <w:tcPr>
+            <w:tcW w:w="0" w:type="auto"/>
+          </w:tcPr>
           <w:p>
             <w:r>
               <w:t>—</w:t>
@@ -22294,6 +22582,9 @@
           </w:p>
         </w:tc>
         <w:tc>
+          <w:tcPr>
+            <w:tcW w:w="0" w:type="auto"/>
+          </w:tcPr>
           <w:p>
             <w:r>
               <w:t>proc mixed</w:t>
@@ -22303,6 +22594,9 @@
       </w:tr>
       <w:tr>
         <w:tc>
+          <w:tcPr>
+            <w:tcW w:w="0" w:type="auto"/>
+          </w:tcPr>
           <w:p>
             <w:r>
               <w:t>“baseline”</w:t>
@@ -22310,6 +22604,9 @@
           </w:p>
         </w:tc>
         <w:tc>
+          <w:tcPr>
+            <w:tcW w:w="0" w:type="auto"/>
+          </w:tcPr>
           <w:p>
             <w:r>
               <w:t>covariate</w:t>
@@ -22317,6 +22614,9 @@
           </w:p>
         </w:tc>
         <w:tc>
+          <w:tcPr>
+            <w:tcW w:w="0" w:type="auto"/>
+          </w:tcPr>
           <w:p>
             <w:r>
               <w:t>baseline_value</w:t>
@@ -22324,6 +22624,9 @@
           </w:p>
         </w:tc>
         <w:tc>
+          <w:tcPr>
+            <w:tcW w:w="0" w:type="auto"/>
+          </w:tcPr>
           <w:p>
             <w:r>
               <w:t>measure</w:t>
@@ -22331,6 +22634,9 @@
           </w:p>
         </w:tc>
         <w:tc>
+          <w:tcPr>
+            <w:tcW w:w="0" w:type="auto"/>
+          </w:tcPr>
           <w:p>
             <w:r>
               <w:t>BASE</w:t>
@@ -22340,6 +22646,9 @@
       </w:tr>
       <w:tr>
         <w:tc>
+          <w:tcPr>
+            <w:tcW w:w="0" w:type="auto"/>
+          </w:tcPr>
           <w:p>
             <w:r>
               <w:t>“ITT population”</w:t>
@@ -22347,6 +22656,9 @@
           </w:p>
         </w:tc>
         <w:tc>
+          <w:tcPr>
+            <w:tcW w:w="0" w:type="auto"/>
+          </w:tcPr>
           <w:p>
             <w:r>
               <w:t>population value</w:t>
@@ -22354,6 +22666,9 @@
           </w:p>
         </w:tc>
         <w:tc>
+          <w:tcPr>
+            <w:tcW w:w="0" w:type="auto"/>
+          </w:tcPr>
           <w:p>
             <w:r>
               <w:t>population_flag</w:t>
@@ -22361,6 +22676,9 @@
           </w:p>
         </w:tc>
         <w:tc>
+          <w:tcPr>
+            <w:tcW w:w="0" w:type="auto"/>
+          </w:tcPr>
           <w:p>
             <w:r>
               <w:t>slice</w:t>
@@ -22368,6 +22686,9 @@
           </w:p>
         </w:tc>
         <w:tc>
+          <w:tcPr>
+            <w:tcW w:w="0" w:type="auto"/>
+          </w:tcPr>
           <w:p>
             <w:r>
               <w:t>ITTFL</w:t>
@@ -22376,7 +22697,7 @@
         </w:tc>
       </w:tr>
     </w:tbl>
-    <w:p w14:paraId="SP000031">
+    <w:p>
       <w:pPr>
         <w:pStyle w:val="Heading2"/>
       </w:pPr>
@@ -22384,7 +22705,7 @@
         <w:t>6.9 Diagram References</w:t>
       </w:r>
     </w:p>
-    <w:p w14:paraId="SP000032">
+    <w:p>
       <w:pPr>
         <w:numPr>
           <w:ilvl w:val="0"/>
@@ -22401,7 +22722,7 @@
         <w:t xml:space="preserve"> — Library and Study Smart Phrase structures</w:t>
       </w:r>
     </w:p>
-    <w:p w14:paraId="SP000033">
+    <w:p>
       <w:pPr>
         <w:numPr>
           <w:ilvl w:val="0"/>
@@ -22418,12 +22739,12 @@
         <w:t xml:space="preserve"> — End-to-end workflow from Smart Phrases to implementation</w:t>
       </w:r>
     </w:p>
-    <w:p w14:paraId="PAGEBREAK99">
+    <w:p>
       <w:r>
         <w:br w:type="page"/>
       </w:r>
     </w:p>
-    <w:p w14:paraId="SUMMARY01">
+    <w:p>
       <w:pPr>
         <w:pStyle w:val="Heading1"/>
       </w:pPr>
@@ -22997,7 +23318,7 @@
         <w:t>Extensible: Organizations can create custom templates while maintaining compatibility</w:t>
       </w:r>
     </w:p>
-    <w:p w14:paraId="PRINCIPLE_SP1">
+    <w:p>
       <w:pPr>
         <w:numPr>
           <w:ilvl w:val="0"/>
